--- a/outputs/presentation/Shine_Case_Simple_RAW_3_Page_Memo.docx
+++ b/outputs/presentation/Shine_Case_Simple_RAW_3_Page_Memo.docx
@@ -2579,6 +2579,523 @@
         <w:t>docs/research/SHINE_MARKET_RESEARCH_AND_STRATEGY.md</w:t>
       </w:r>
     </w:p>
+    <w:p>
+      <w:r>
+        <w:br w:type="page"/>
+      </w:r>
+    </w:p>
+    <w:p>
+      <w:pPr>
+        <w:spacing w:after="20"/>
+      </w:pPr>
+      <w:r>
+        <w:rPr>
+          <w:rFonts w:ascii="Arial" w:hAnsi="Arial"/>
+          <w:b/>
+          <w:i w:val="0"/>
+          <w:color w:val="008C8C"/>
+          <w:sz w:val="16"/>
+        </w:rPr>
+        <w:t>PAGE 4 • REVENUE-COMPONENT HEATMAP</w:t>
+      </w:r>
+    </w:p>
+    <w:p>
+      <w:pPr>
+        <w:keepNext/>
+        <w:spacing w:after="30"/>
+      </w:pPr>
+      <w:r>
+        <w:rPr>
+          <w:rFonts w:ascii="Arial" w:hAnsi="Arial"/>
+          <w:b/>
+          <w:i w:val="0"/>
+          <w:color w:val="102A43"/>
+          <w:sz w:val="40"/>
+        </w:rPr>
+        <w:t>BTP combines broad scale with strong cumulative monetization</w:t>
+      </w:r>
+    </w:p>
+    <w:p>
+      <w:pPr>
+        <w:spacing w:after="120"/>
+      </w:pPr>
+      <w:r>
+        <w:rPr>
+          <w:rFonts w:ascii="Arial" w:hAnsi="Arial"/>
+          <w:b w:val="0"/>
+          <w:i w:val="0"/>
+          <w:color w:val="5E6C76"/>
+          <w:sz w:val="17"/>
+        </w:rPr>
+        <w:t>Simple raw-data view • Cumulative through April 2026 • May excluded</w:t>
+      </w:r>
+    </w:p>
+    <w:p>
+      <w:pPr>
+        <w:spacing w:before="40" w:after="40"/>
+        <w:jc w:val="center"/>
+      </w:pPr>
+      <w:r>
+        <w:drawing>
+          <wp:inline xmlns:a="http://schemas.openxmlformats.org/drawingml/2006/main" xmlns:pic="http://schemas.openxmlformats.org/drawingml/2006/picture">
+            <wp:extent cx="6083999" cy="4356946"/>
+            <wp:docPr id="3" name="Picture 3"/>
+            <wp:cNvGraphicFramePr>
+              <a:graphicFrameLocks noChangeAspect="1"/>
+            </wp:cNvGraphicFramePr>
+            <a:graphic>
+              <a:graphicData uri="http://schemas.openxmlformats.org/drawingml/2006/picture">
+                <pic:pic>
+                  <pic:nvPicPr>
+                    <pic:cNvPr id="0" name="simple_raw_revenue_per_company_heatmap.png"/>
+                    <pic:cNvPicPr/>
+                  </pic:nvPicPr>
+                  <pic:blipFill>
+                    <a:blip r:embed="rId12"/>
+                    <a:stretch>
+                      <a:fillRect/>
+                    </a:stretch>
+                  </pic:blipFill>
+                  <pic:spPr>
+                    <a:xfrm>
+                      <a:off x="0" y="0"/>
+                      <a:ext cx="6083999" cy="4356946"/>
+                    </a:xfrm>
+                    <a:prstGeom prst="rect"/>
+                  </pic:spPr>
+                </pic:pic>
+              </a:graphicData>
+            </a:graphic>
+          </wp:inline>
+        </w:drawing>
+      </w:r>
+    </w:p>
+    <w:tbl>
+      <w:tblPr>
+        <w:tblW w:type="auto" w:w="0"/>
+        <w:tblLayout w:type="fixed"/>
+        <w:tblLook w:firstColumn="1" w:firstRow="1" w:lastColumn="0" w:lastRow="0" w:noHBand="0" w:noVBand="1" w:val="04A0"/>
+        <w:tblBorders>
+          <w:top w:val="single" w:sz="7" w:color="FFFFFF"/>
+          <w:left w:val="single" w:sz="7" w:color="FFFFFF"/>
+          <w:bottom w:val="single" w:sz="7" w:color="FFFFFF"/>
+          <w:right w:val="single" w:sz="7" w:color="FFFFFF"/>
+          <w:insideH w:val="single" w:sz="7" w:color="FFFFFF"/>
+          <w:insideV w:val="single" w:sz="7" w:color="FFFFFF"/>
+        </w:tblBorders>
+      </w:tblPr>
+      <w:tblGrid>
+        <w:gridCol w:w="5159"/>
+        <w:gridCol w:w="5159"/>
+      </w:tblGrid>
+      <w:tr>
+        <w:tc>
+          <w:tcPr>
+            <w:tcW w:type="dxa" w:w="5244"/>
+            <w:tcMar>
+              <w:top w:w="85" w:type="dxa"/>
+              <w:start w:w="105" w:type="dxa"/>
+              <w:bottom w:w="85" w:type="dxa"/>
+              <w:end w:w="105" w:type="dxa"/>
+            </w:tcMar>
+            <w:shd w:fill="EAF4F4"/>
+          </w:tcPr>
+          <w:p>
+            <w:pPr>
+              <w:spacing w:after="40" w:line="240" w:lineRule="auto"/>
+            </w:pPr>
+            <w:r>
+              <w:rPr>
+                <w:rFonts w:ascii="Arial" w:hAnsi="Arial"/>
+                <w:b/>
+                <w:i w:val="0"/>
+                <w:color w:val="008C8C"/>
+                <w:sz w:val="17"/>
+              </w:rPr>
+              <w:t>How to read it</w:t>
+            </w:r>
+          </w:p>
+          <w:p>
+            <w:pPr>
+              <w:spacing w:after="40" w:line="240" w:lineRule="auto"/>
+            </w:pPr>
+            <w:r>
+              <w:rPr>
+                <w:rFonts w:ascii="Arial" w:hAnsi="Arial"/>
+                <w:b w:val="0"/>
+                <w:i w:val="0"/>
+                <w:color w:val="17212B"/>
+                <w:sz w:val="15"/>
+              </w:rPr>
+              <w:t>Each coloured cell is the cumulative sum of that revenue component divided by distinct companies with at least one revenue row through April. Darker cells mean more cumulative euros per such company.</w:t>
+            </w:r>
+          </w:p>
+          <w:p>
+            <w:pPr>
+              <w:spacing w:after="40" w:line="240" w:lineRule="auto"/>
+            </w:pPr>
+            <w:r>
+              <w:rPr>
+                <w:rFonts w:ascii="Arial" w:hAnsi="Arial"/>
+                <w:b w:val="0"/>
+                <w:i w:val="0"/>
+                <w:color w:val="17212B"/>
+                <w:sz w:val="15"/>
+              </w:rPr>
+              <w:t>The neutral Total column is the sum of the four components and determines the descending row order. It is deliberately excluded from the colour scale so it does not wash out the component differences.</w:t>
+            </w:r>
+          </w:p>
+          <w:p>
+            <w:pPr>
+              <w:spacing w:after="0" w:line="240" w:lineRule="auto"/>
+            </w:pPr>
+            <w:r>
+              <w:rPr>
+                <w:rFonts w:ascii="Arial" w:hAnsi="Arial"/>
+                <w:b w:val="0"/>
+                <w:i w:val="0"/>
+                <w:color w:val="17212B"/>
+                <w:sz w:val="15"/>
+              </w:rPr>
+              <w:t>Use Page 1 revenue-share bars for segment scale; use this heatmap to compare monetization intensity and identify which revenue types drive it.</w:t>
+            </w:r>
+          </w:p>
+        </w:tc>
+        <w:tc>
+          <w:tcPr>
+            <w:tcW w:type="dxa" w:w="5244"/>
+            <w:tcMar>
+              <w:top w:w="85" w:type="dxa"/>
+              <w:start w:w="105" w:type="dxa"/>
+              <w:bottom w:w="85" w:type="dxa"/>
+              <w:end w:w="105" w:type="dxa"/>
+            </w:tcMar>
+            <w:shd w:fill="F3F5F7"/>
+          </w:tcPr>
+          <w:p>
+            <w:pPr>
+              <w:spacing w:after="40" w:line="240" w:lineRule="auto"/>
+            </w:pPr>
+            <w:r>
+              <w:rPr>
+                <w:rFonts w:ascii="Arial" w:hAnsi="Arial"/>
+                <w:b/>
+                <w:i w:val="0"/>
+                <w:color w:val="C95C3D"/>
+                <w:sz w:val="17"/>
+              </w:rPr>
+              <w:t>Limitations</w:t>
+            </w:r>
+          </w:p>
+          <w:p>
+            <w:pPr>
+              <w:spacing w:after="40" w:line="240" w:lineRule="auto"/>
+            </w:pPr>
+            <w:r>
+              <w:rPr>
+                <w:rFonts w:ascii="Arial" w:hAnsi="Arial"/>
+                <w:b w:val="0"/>
+                <w:i w:val="0"/>
+                <w:color w:val="17212B"/>
+                <w:sz w:val="15"/>
+              </w:rPr>
+              <w:t>This is cumulative revenue per revenue company, not a monthly average. Older companies have had more months to accumulate revenue, so tenure can influence the ranking.</w:t>
+            </w:r>
+          </w:p>
+          <w:p>
+            <w:pPr>
+              <w:spacing w:after="0" w:line="240" w:lineRule="auto"/>
+            </w:pPr>
+            <w:r>
+              <w:rPr>
+                <w:rFonts w:ascii="Arial" w:hAnsi="Arial"/>
+                <w:b w:val="0"/>
+                <w:i w:val="0"/>
+                <w:color w:val="17212B"/>
+                <w:sz w:val="15"/>
+              </w:rPr>
+              <w:t>The inner join excludes companies with no revenue row. Small personas can also be volatile—especially Repair Installation (n=38). Revenue is not profit and does not prove that persona membership caused performance.</w:t>
+            </w:r>
+          </w:p>
+        </w:tc>
+      </w:tr>
+    </w:tbl>
+    <w:p>
+      <w:pPr>
+        <w:spacing w:before="60" w:after="0"/>
+      </w:pPr>
+      <w:r>
+        <w:rPr>
+          <w:rFonts w:ascii="Arial" w:hAnsi="Arial"/>
+          <w:b/>
+          <w:i w:val="0"/>
+          <w:color w:val="008C8C"/>
+          <w:sz w:val="15"/>
+        </w:rPr>
+        <w:t xml:space="preserve">Reproducible SQL: </w:t>
+      </w:r>
+      <w:r>
+        <w:rPr>
+          <w:rFonts w:ascii="Arial" w:hAnsi="Arial"/>
+          <w:b w:val="0"/>
+          <w:i w:val="0"/>
+          <w:color w:val="17212B"/>
+          <w:sz w:val="15"/>
+        </w:rPr>
+        <w:t>Query 9 in sql/simple_raw_memo_queries.sql</w:t>
+      </w:r>
+    </w:p>
+    <w:p>
+      <w:r>
+        <w:br w:type="page"/>
+      </w:r>
+    </w:p>
+    <w:p>
+      <w:pPr>
+        <w:spacing w:after="20"/>
+      </w:pPr>
+      <w:r>
+        <w:rPr>
+          <w:rFonts w:ascii="Arial" w:hAnsi="Arial"/>
+          <w:b/>
+          <w:i w:val="0"/>
+          <w:color w:val="008C8C"/>
+          <w:sz w:val="16"/>
+        </w:rPr>
+        <w:t>PAGE 5 • INITIAL-PLAN REVENUE HEATMAP</w:t>
+      </w:r>
+    </w:p>
+    <w:p>
+      <w:pPr>
+        <w:keepNext/>
+        <w:spacing w:after="30"/>
+      </w:pPr>
+      <w:r>
+        <w:rPr>
+          <w:rFonts w:ascii="Arial" w:hAnsi="Arial"/>
+          <w:b/>
+          <w:i w:val="0"/>
+          <w:color w:val="102A43"/>
+          <w:sz w:val="40"/>
+        </w:rPr>
+        <w:t>Business has the highest cumulative revenue per revenue company—but limited scale</w:t>
+      </w:r>
+    </w:p>
+    <w:p>
+      <w:pPr>
+        <w:spacing w:after="120"/>
+      </w:pPr>
+      <w:r>
+        <w:rPr>
+          <w:rFonts w:ascii="Arial" w:hAnsi="Arial"/>
+          <w:b w:val="0"/>
+          <w:i w:val="0"/>
+          <w:color w:val="5E6C76"/>
+          <w:sz w:val="17"/>
+        </w:rPr>
+        <w:t>Simple raw-data view • Initial plan, not necessarily current plan • May excluded</w:t>
+      </w:r>
+    </w:p>
+    <w:p>
+      <w:pPr>
+        <w:spacing w:before="40" w:after="80"/>
+        <w:jc w:val="center"/>
+      </w:pPr>
+      <w:r>
+        <w:drawing>
+          <wp:inline xmlns:a="http://schemas.openxmlformats.org/drawingml/2006/main" xmlns:pic="http://schemas.openxmlformats.org/drawingml/2006/picture">
+            <wp:extent cx="6083999" cy="2588762"/>
+            <wp:docPr id="4" name="Picture 4"/>
+            <wp:cNvGraphicFramePr>
+              <a:graphicFrameLocks noChangeAspect="1"/>
+            </wp:cNvGraphicFramePr>
+            <a:graphic>
+              <a:graphicData uri="http://schemas.openxmlformats.org/drawingml/2006/picture">
+                <pic:pic>
+                  <pic:nvPicPr>
+                    <pic:cNvPr id="0" name="simple_raw_plan_revenue_per_company_heatmap.png"/>
+                    <pic:cNvPicPr/>
+                  </pic:nvPicPr>
+                  <pic:blipFill>
+                    <a:blip r:embed="rId13"/>
+                    <a:stretch>
+                      <a:fillRect/>
+                    </a:stretch>
+                  </pic:blipFill>
+                  <pic:spPr>
+                    <a:xfrm>
+                      <a:off x="0" y="0"/>
+                      <a:ext cx="6083999" cy="2588762"/>
+                    </a:xfrm>
+                    <a:prstGeom prst="rect"/>
+                  </pic:spPr>
+                </pic:pic>
+              </a:graphicData>
+            </a:graphic>
+          </wp:inline>
+        </w:drawing>
+      </w:r>
+    </w:p>
+    <w:tbl>
+      <w:tblPr>
+        <w:tblW w:type="auto" w:w="0"/>
+        <w:tblLayout w:type="fixed"/>
+        <w:tblLook w:firstColumn="1" w:firstRow="1" w:lastColumn="0" w:lastRow="0" w:noHBand="0" w:noVBand="1" w:val="04A0"/>
+        <w:tblBorders>
+          <w:top w:val="single" w:sz="7" w:color="FFFFFF"/>
+          <w:left w:val="single" w:sz="7" w:color="FFFFFF"/>
+          <w:bottom w:val="single" w:sz="7" w:color="FFFFFF"/>
+          <w:right w:val="single" w:sz="7" w:color="FFFFFF"/>
+          <w:insideH w:val="single" w:sz="7" w:color="FFFFFF"/>
+          <w:insideV w:val="single" w:sz="7" w:color="FFFFFF"/>
+        </w:tblBorders>
+      </w:tblPr>
+      <w:tblGrid>
+        <w:gridCol w:w="5159"/>
+        <w:gridCol w:w="5159"/>
+      </w:tblGrid>
+      <w:tr>
+        <w:tc>
+          <w:tcPr>
+            <w:tcW w:type="dxa" w:w="5244"/>
+            <w:tcMar>
+              <w:top w:w="90" w:type="dxa"/>
+              <w:start w:w="105" w:type="dxa"/>
+              <w:bottom w:w="90" w:type="dxa"/>
+              <w:end w:w="105" w:type="dxa"/>
+            </w:tcMar>
+            <w:shd w:fill="EAF4F4"/>
+          </w:tcPr>
+          <w:p>
+            <w:pPr>
+              <w:spacing w:after="40" w:line="240" w:lineRule="auto"/>
+            </w:pPr>
+            <w:r>
+              <w:rPr>
+                <w:rFonts w:ascii="Arial" w:hAnsi="Arial"/>
+                <w:b/>
+                <w:i w:val="0"/>
+                <w:color w:val="008C8C"/>
+                <w:sz w:val="17"/>
+              </w:rPr>
+              <w:t>How to read it</w:t>
+            </w:r>
+          </w:p>
+          <w:p>
+            <w:pPr>
+              <w:spacing w:after="40" w:line="240" w:lineRule="auto"/>
+            </w:pPr>
+            <w:r>
+              <w:rPr>
+                <w:rFonts w:ascii="Arial" w:hAnsi="Arial"/>
+                <w:b w:val="0"/>
+                <w:i w:val="0"/>
+                <w:color w:val="17212B"/>
+                <w:sz w:val="15"/>
+              </w:rPr>
+              <w:t>Each coloured cell is cumulative component revenue divided by distinct revenue companies in that initial plan. The neutral Total column sums the four components and sets the descending row order.</w:t>
+            </w:r>
+          </w:p>
+          <w:p>
+            <w:pPr>
+              <w:spacing w:after="0" w:line="240" w:lineRule="auto"/>
+            </w:pPr>
+            <w:r>
+              <w:rPr>
+                <w:rFonts w:ascii="Arial" w:hAnsi="Arial"/>
+                <w:b w:val="0"/>
+                <w:i w:val="0"/>
+                <w:color w:val="17212B"/>
+                <w:sz w:val="15"/>
+              </w:rPr>
+              <w:t>Total is excluded from the colour scale. Company count (n) provides the scale check: a high per-company value in a small group is not automatically the largest opportunity.</w:t>
+            </w:r>
+          </w:p>
+        </w:tc>
+        <w:tc>
+          <w:tcPr>
+            <w:tcW w:type="dxa" w:w="5244"/>
+            <w:tcMar>
+              <w:top w:w="90" w:type="dxa"/>
+              <w:start w:w="105" w:type="dxa"/>
+              <w:bottom w:w="90" w:type="dxa"/>
+              <w:end w:w="105" w:type="dxa"/>
+            </w:tcMar>
+            <w:shd w:fill="F3F5F7"/>
+          </w:tcPr>
+          <w:p>
+            <w:pPr>
+              <w:spacing w:after="40" w:line="240" w:lineRule="auto"/>
+            </w:pPr>
+            <w:r>
+              <w:rPr>
+                <w:rFonts w:ascii="Arial" w:hAnsi="Arial"/>
+                <w:b/>
+                <w:i w:val="0"/>
+                <w:color w:val="C95C3D"/>
+                <w:sz w:val="17"/>
+              </w:rPr>
+              <w:t>Limitations</w:t>
+            </w:r>
+          </w:p>
+          <w:p>
+            <w:pPr>
+              <w:spacing w:after="40" w:line="240" w:lineRule="auto"/>
+            </w:pPr>
+            <w:r>
+              <w:rPr>
+                <w:rFonts w:ascii="Arial" w:hAnsi="Arial"/>
+                <w:b w:val="0"/>
+                <w:i w:val="0"/>
+                <w:color w:val="17212B"/>
+                <w:sz w:val="15"/>
+              </w:rPr>
+              <w:t>The field records the initial subscription group and may not represent the current plan. Differences may reflect company age, selection, size, or behaviour—not a causal effect of the plan.</w:t>
+            </w:r>
+          </w:p>
+          <w:p>
+            <w:pPr>
+              <w:spacing w:after="0" w:line="240" w:lineRule="auto"/>
+            </w:pPr>
+            <w:r>
+              <w:rPr>
+                <w:rFonts w:ascii="Arial" w:hAnsi="Arial"/>
+                <w:b w:val="0"/>
+                <w:i w:val="0"/>
+                <w:color w:val="17212B"/>
+                <w:sz w:val="15"/>
+              </w:rPr>
+              <w:t>Values are cumulative, so older companies have more exposure. The inner join also excludes companies with no revenue row. This cannot justify an upsell without current-plan, migration, margin, and experiment data.</w:t>
+            </w:r>
+          </w:p>
+        </w:tc>
+      </w:tr>
+    </w:tbl>
+    <w:p>
+      <w:pPr>
+        <w:spacing w:before="80" w:after="0"/>
+      </w:pPr>
+      <w:r>
+        <w:rPr>
+          <w:rFonts w:ascii="Arial" w:hAnsi="Arial"/>
+          <w:b/>
+          <w:i w:val="0"/>
+          <w:color w:val="008C8C"/>
+          <w:sz w:val="15"/>
+        </w:rPr>
+        <w:t xml:space="preserve">Reproducible SQL: </w:t>
+      </w:r>
+      <w:r>
+        <w:rPr>
+          <w:rFonts w:ascii="Arial" w:hAnsi="Arial"/>
+          <w:b w:val="0"/>
+          <w:i w:val="0"/>
+          <w:color w:val="17212B"/>
+          <w:sz w:val="15"/>
+        </w:rPr>
+        <w:t>Query 10 in sql/simple_raw_memo_queries.sql</w:t>
+      </w:r>
+    </w:p>
     <w:sectPr>
       <w:footerReference w:type="default" r:id="rId9"/>
       <w:pgSz w:w="11906" w:h="16838"/>

--- a/outputs/presentation/Shine_Case_Simple_RAW_3_Page_Memo.docx
+++ b/outputs/presentation/Shine_Case_Simple_RAW_3_Page_Memo.docx
@@ -3096,6 +3096,460 @@
         <w:t>Query 10 in sql/simple_raw_memo_queries.sql</w:t>
       </w:r>
     </w:p>
+    <w:p>
+      <w:r>
+        <w:br w:type="page"/>
+      </w:r>
+    </w:p>
+    <w:p>
+      <w:pPr>
+        <w:spacing w:after="20"/>
+      </w:pPr>
+      <w:r>
+        <w:rPr>
+          <w:rFonts w:ascii="Arial" w:hAnsi="Arial"/>
+          <w:b/>
+          <w:i w:val="0"/>
+          <w:color w:val="008C8C"/>
+          <w:sz w:val="16"/>
+        </w:rPr>
+        <w:t>PAGE 6 • REVENUE-BASED ACCOUNT HEALTH</w:t>
+      </w:r>
+    </w:p>
+    <w:p>
+      <w:pPr>
+        <w:keepNext/>
+        <w:spacing w:after="30"/>
+      </w:pPr>
+      <w:r>
+        <w:rPr>
+          <w:rFonts w:ascii="Arial" w:hAnsi="Arial"/>
+          <w:b/>
+          <w:i w:val="0"/>
+          <w:color w:val="102A43"/>
+          <w:sz w:val="40"/>
+        </w:rPr>
+        <w:t>Health is broadly stable, but Business and several personas show fragility</w:t>
+      </w:r>
+    </w:p>
+    <w:p>
+      <w:pPr>
+        <w:spacing w:after="120"/>
+      </w:pPr>
+      <w:r>
+        <w:rPr>
+          <w:rFonts w:ascii="Arial" w:hAnsi="Arial"/>
+          <w:b w:val="0"/>
+          <w:i w:val="0"/>
+          <w:color w:val="5E6C76"/>
+          <w:sz w:val="17"/>
+        </w:rPr>
+        <w:t>Advanced method • Inputs limited to companies + revenue_with_total • May excluded</w:t>
+      </w:r>
+    </w:p>
+    <w:tbl>
+      <w:tblPr>
+        <w:tblW w:type="auto" w:w="0"/>
+        <w:tblLayout w:type="fixed"/>
+        <w:tblLook w:firstColumn="1" w:firstRow="1" w:lastColumn="0" w:lastRow="0" w:noHBand="0" w:noVBand="1" w:val="04A0"/>
+        <w:tblBorders>
+          <w:top w:val="single" w:sz="8" w:color="FFFFFF"/>
+          <w:left w:val="single" w:sz="8" w:color="FFFFFF"/>
+          <w:bottom w:val="single" w:sz="8" w:color="FFFFFF"/>
+          <w:right w:val="single" w:sz="8" w:color="FFFFFF"/>
+          <w:insideH w:val="single" w:sz="8" w:color="FFFFFF"/>
+          <w:insideV w:val="single" w:sz="8" w:color="FFFFFF"/>
+        </w:tblBorders>
+      </w:tblPr>
+      <w:tblGrid>
+        <w:gridCol w:w="2622"/>
+        <w:gridCol w:w="2622"/>
+        <w:gridCol w:w="2622"/>
+        <w:gridCol w:w="2622"/>
+      </w:tblGrid>
+      <w:tr>
+        <w:tc>
+          <w:tcPr>
+            <w:tcW w:type="dxa" w:w="2622"/>
+            <w:shd w:fill="F3F5F7"/>
+            <w:tcMar>
+              <w:top w:w="90" w:type="dxa"/>
+              <w:start w:w="65" w:type="dxa"/>
+              <w:bottom w:w="90" w:type="dxa"/>
+              <w:end w:w="65" w:type="dxa"/>
+            </w:tcMar>
+            <w:vAlign w:val="center"/>
+          </w:tcPr>
+          <w:p>
+            <w:pPr>
+              <w:spacing w:after="0"/>
+              <w:jc w:val="center"/>
+            </w:pPr>
+            <w:r>
+              <w:rPr>
+                <w:rFonts w:ascii="Arial" w:hAnsi="Arial"/>
+                <w:b/>
+                <w:i w:val="0"/>
+                <w:color w:val="008C8C"/>
+                <w:sz w:val="30"/>
+              </w:rPr>
+              <w:t>74.7%</w:t>
+            </w:r>
+          </w:p>
+          <w:p>
+            <w:pPr>
+              <w:spacing w:after="0"/>
+              <w:jc w:val="center"/>
+            </w:pPr>
+            <w:r>
+              <w:rPr>
+                <w:rFonts w:ascii="Arial" w:hAnsi="Arial"/>
+                <w:b w:val="0"/>
+                <w:i w:val="0"/>
+                <w:color w:val="5E6C76"/>
+                <w:sz w:val="15"/>
+              </w:rPr>
+              <w:t>Healthy in April</w:t>
+            </w:r>
+          </w:p>
+        </w:tc>
+        <w:tc>
+          <w:tcPr>
+            <w:tcW w:type="dxa" w:w="2622"/>
+            <w:shd w:fill="EAF4F4"/>
+            <w:tcMar>
+              <w:top w:w="90" w:type="dxa"/>
+              <w:start w:w="65" w:type="dxa"/>
+              <w:bottom w:w="90" w:type="dxa"/>
+              <w:end w:w="65" w:type="dxa"/>
+            </w:tcMar>
+            <w:vAlign w:val="center"/>
+          </w:tcPr>
+          <w:p>
+            <w:pPr>
+              <w:spacing w:after="0"/>
+              <w:jc w:val="center"/>
+            </w:pPr>
+            <w:r>
+              <w:rPr>
+                <w:rFonts w:ascii="Arial" w:hAnsi="Arial"/>
+                <w:b/>
+                <w:i w:val="0"/>
+                <w:color w:val="008C8C"/>
+                <w:sz w:val="30"/>
+              </w:rPr>
+              <w:t>10.6%</w:t>
+            </w:r>
+          </w:p>
+          <w:p>
+            <w:pPr>
+              <w:spacing w:after="0"/>
+              <w:jc w:val="center"/>
+            </w:pPr>
+            <w:r>
+              <w:rPr>
+                <w:rFonts w:ascii="Arial" w:hAnsi="Arial"/>
+                <w:b w:val="0"/>
+                <w:i w:val="0"/>
+                <w:color w:val="5E6C76"/>
+                <w:sz w:val="15"/>
+              </w:rPr>
+              <w:t>Watch in April</w:t>
+            </w:r>
+          </w:p>
+        </w:tc>
+        <w:tc>
+          <w:tcPr>
+            <w:tcW w:type="dxa" w:w="2622"/>
+            <w:shd w:fill="F3F5F7"/>
+            <w:tcMar>
+              <w:top w:w="90" w:type="dxa"/>
+              <w:start w:w="65" w:type="dxa"/>
+              <w:bottom w:w="90" w:type="dxa"/>
+              <w:end w:w="65" w:type="dxa"/>
+            </w:tcMar>
+            <w:vAlign w:val="center"/>
+          </w:tcPr>
+          <w:p>
+            <w:pPr>
+              <w:spacing w:after="0"/>
+              <w:jc w:val="center"/>
+            </w:pPr>
+            <w:r>
+              <w:rPr>
+                <w:rFonts w:ascii="Arial" w:hAnsi="Arial"/>
+                <w:b/>
+                <w:i w:val="0"/>
+                <w:color w:val="008C8C"/>
+                <w:sz w:val="30"/>
+              </w:rPr>
+              <w:t>12.9%</w:t>
+            </w:r>
+          </w:p>
+          <w:p>
+            <w:pPr>
+              <w:spacing w:after="0"/>
+              <w:jc w:val="center"/>
+            </w:pPr>
+            <w:r>
+              <w:rPr>
+                <w:rFonts w:ascii="Arial" w:hAnsi="Arial"/>
+                <w:b w:val="0"/>
+                <w:i w:val="0"/>
+                <w:color w:val="5E6C76"/>
+                <w:sz w:val="15"/>
+              </w:rPr>
+              <w:t>At-risk + churn proxy</w:t>
+            </w:r>
+          </w:p>
+        </w:tc>
+        <w:tc>
+          <w:tcPr>
+            <w:tcW w:type="dxa" w:w="2622"/>
+            <w:shd w:fill="EAF4F4"/>
+            <w:tcMar>
+              <w:top w:w="90" w:type="dxa"/>
+              <w:start w:w="65" w:type="dxa"/>
+              <w:bottom w:w="90" w:type="dxa"/>
+              <w:end w:w="65" w:type="dxa"/>
+            </w:tcMar>
+            <w:vAlign w:val="center"/>
+          </w:tcPr>
+          <w:p>
+            <w:pPr>
+              <w:spacing w:after="0"/>
+              <w:jc w:val="center"/>
+            </w:pPr>
+            <w:r>
+              <w:rPr>
+                <w:rFonts w:ascii="Arial" w:hAnsi="Arial"/>
+                <w:b/>
+                <w:i w:val="0"/>
+                <w:color w:val="008C8C"/>
+                <w:sz w:val="30"/>
+              </w:rPr>
+              <w:t>6,337</w:t>
+            </w:r>
+          </w:p>
+          <w:p>
+            <w:pPr>
+              <w:spacing w:after="0"/>
+              <w:jc w:val="center"/>
+            </w:pPr>
+            <w:r>
+              <w:rPr>
+                <w:rFonts w:ascii="Arial" w:hAnsi="Arial"/>
+                <w:b w:val="0"/>
+                <w:i w:val="0"/>
+                <w:color w:val="5E6C76"/>
+                <w:sz w:val="15"/>
+              </w:rPr>
+              <w:t>comparable mature companies</w:t>
+            </w:r>
+          </w:p>
+        </w:tc>
+      </w:tr>
+    </w:tbl>
+    <w:p>
+      <w:pPr>
+        <w:spacing w:before="60" w:after="40"/>
+        <w:jc w:val="center"/>
+      </w:pPr>
+      <w:r>
+        <w:drawing>
+          <wp:inline xmlns:a="http://schemas.openxmlformats.org/drawingml/2006/main" xmlns:pic="http://schemas.openxmlformats.org/drawingml/2006/picture">
+            <wp:extent cx="6300000" cy="4342614"/>
+            <wp:docPr id="5" name="Picture 5"/>
+            <wp:cNvGraphicFramePr>
+              <a:graphicFrameLocks noChangeAspect="1"/>
+            </wp:cNvGraphicFramePr>
+            <a:graphic>
+              <a:graphicData uri="http://schemas.openxmlformats.org/drawingml/2006/picture">
+                <pic:pic>
+                  <pic:nvPicPr>
+                    <pic:cNvPr id="0" name="raw_two_table_health_full_period.png"/>
+                    <pic:cNvPicPr/>
+                  </pic:nvPicPr>
+                  <pic:blipFill>
+                    <a:blip r:embed="rId14"/>
+                    <a:stretch>
+                      <a:fillRect/>
+                    </a:stretch>
+                  </pic:blipFill>
+                  <pic:spPr>
+                    <a:xfrm>
+                      <a:off x="0" y="0"/>
+                      <a:ext cx="6300000" cy="4342614"/>
+                    </a:xfrm>
+                    <a:prstGeom prst="rect"/>
+                  </pic:spPr>
+                </pic:pic>
+              </a:graphicData>
+            </a:graphic>
+          </wp:inline>
+        </w:drawing>
+      </w:r>
+    </w:p>
+    <w:tbl>
+      <w:tblPr>
+        <w:tblW w:type="auto" w:w="0"/>
+        <w:tblLayout w:type="fixed"/>
+        <w:tblLook w:firstColumn="1" w:firstRow="1" w:lastColumn="0" w:lastRow="0" w:noHBand="0" w:noVBand="1" w:val="04A0"/>
+        <w:tblBorders>
+          <w:top w:val="single" w:sz="7" w:color="FFFFFF"/>
+          <w:left w:val="single" w:sz="7" w:color="FFFFFF"/>
+          <w:bottom w:val="single" w:sz="7" w:color="FFFFFF"/>
+          <w:right w:val="single" w:sz="7" w:color="FFFFFF"/>
+          <w:insideH w:val="single" w:sz="7" w:color="FFFFFF"/>
+          <w:insideV w:val="single" w:sz="7" w:color="FFFFFF"/>
+        </w:tblBorders>
+      </w:tblPr>
+      <w:tblGrid>
+        <w:gridCol w:w="5159"/>
+        <w:gridCol w:w="5159"/>
+      </w:tblGrid>
+      <w:tr>
+        <w:tc>
+          <w:tcPr>
+            <w:tcW w:type="dxa" w:w="5244"/>
+            <w:tcMar>
+              <w:top w:w="78" w:type="dxa"/>
+              <w:start w:w="100" w:type="dxa"/>
+              <w:bottom w:w="78" w:type="dxa"/>
+              <w:end w:w="100" w:type="dxa"/>
+            </w:tcMar>
+            <w:shd w:fill="EAF4F4"/>
+          </w:tcPr>
+          <w:p>
+            <w:pPr>
+              <w:spacing w:after="40" w:line="240" w:lineRule="auto"/>
+            </w:pPr>
+            <w:r>
+              <w:rPr>
+                <w:rFonts w:ascii="Arial" w:hAnsi="Arial"/>
+                <w:b/>
+                <w:i w:val="0"/>
+                <w:color w:val="008C8C"/>
+                <w:sz w:val="16"/>
+              </w:rPr>
+              <w:t>Definitions</w:t>
+            </w:r>
+          </w:p>
+          <w:p>
+            <w:pPr>
+              <w:spacing w:after="40" w:line="240" w:lineRule="auto"/>
+            </w:pPr>
+            <w:r>
+              <w:rPr>
+                <w:rFonts w:ascii="Arial" w:hAnsi="Arial"/>
+                <w:b w:val="0"/>
+                <w:i w:val="0"/>
+                <w:color w:val="17212B"/>
+                <w:sz w:val="14"/>
+              </w:rPr>
+              <w:t>Healthy: revenue-active, no earlier observed revenue gap, and no material decline. Watch: still active, but at least 30% and €10 below the prior three-month median.</w:t>
+            </w:r>
+          </w:p>
+          <w:p>
+            <w:pPr>
+              <w:spacing w:after="0" w:line="240" w:lineRule="auto"/>
+            </w:pPr>
+            <w:r>
+              <w:rPr>
+                <w:rFonts w:ascii="Arial" w:hAnsi="Arial"/>
+                <w:b w:val="0"/>
+                <w:i w:val="0"/>
+                <w:color w:val="17212B"/>
+                <w:sz w:val="14"/>
+              </w:rPr>
+              <w:t>Recovered: active after an observed gap. At-risk: absent for 1–2 months. Churned proxy: absent for 3+ months. Never monetized: no revenue observed to date.</w:t>
+            </w:r>
+          </w:p>
+        </w:tc>
+        <w:tc>
+          <w:tcPr>
+            <w:tcW w:type="dxa" w:w="5244"/>
+            <w:tcMar>
+              <w:top w:w="78" w:type="dxa"/>
+              <w:start w:w="100" w:type="dxa"/>
+              <w:bottom w:w="78" w:type="dxa"/>
+              <w:end w:w="100" w:type="dxa"/>
+            </w:tcMar>
+            <w:shd w:fill="F3F5F7"/>
+          </w:tcPr>
+          <w:p>
+            <w:pPr>
+              <w:spacing w:after="40" w:line="240" w:lineRule="auto"/>
+            </w:pPr>
+            <w:r>
+              <w:rPr>
+                <w:rFonts w:ascii="Arial" w:hAnsi="Arial"/>
+                <w:b/>
+                <w:i w:val="0"/>
+                <w:color w:val="C95C3D"/>
+                <w:sz w:val="16"/>
+              </w:rPr>
+              <w:t>Interpretation limits</w:t>
+            </w:r>
+          </w:p>
+          <w:p>
+            <w:pPr>
+              <w:spacing w:after="40" w:line="240" w:lineRule="auto"/>
+            </w:pPr>
+            <w:r>
+              <w:rPr>
+                <w:rFonts w:ascii="Arial" w:hAnsi="Arial"/>
+                <w:b w:val="0"/>
+                <w:i w:val="0"/>
+                <w:color w:val="17212B"/>
+                <w:sz w:val="14"/>
+              </w:rPr>
+              <w:t>This is revenue health—not product use, satisfaction, profitability, account status, or confirmed cancellation. A missing row is assumed to mean no observed revenue and must be validated.</w:t>
+            </w:r>
+          </w:p>
+          <w:p>
+            <w:pPr>
+              <w:spacing w:after="0" w:line="240" w:lineRule="auto"/>
+            </w:pPr>
+            <w:r>
+              <w:rPr>
+                <w:rFonts w:ascii="Arial" w:hAnsi="Arial"/>
+                <w:b w:val="0"/>
+                <w:i w:val="0"/>
+                <w:color w:val="17212B"/>
+                <w:sz w:val="14"/>
+              </w:rPr>
+              <w:t>Only February–April have three complete post-activation baseline months. The trend uses a fixed October cohort; the April cuts use all mature cohorts. Activation-month exposure is partial and initial plan may not be current.</w:t>
+            </w:r>
+          </w:p>
+        </w:tc>
+      </w:tr>
+    </w:tbl>
+    <w:p>
+      <w:pPr>
+        <w:spacing w:before="60" w:after="0"/>
+      </w:pPr>
+      <w:r>
+        <w:rPr>
+          <w:rFonts w:ascii="Arial" w:hAnsi="Arial"/>
+          <w:b/>
+          <w:i w:val="0"/>
+          <w:color w:val="008C8C"/>
+          <w:sz w:val="15"/>
+        </w:rPr>
+        <w:t xml:space="preserve">Self-contained SQL: </w:t>
+      </w:r>
+      <w:r>
+        <w:rPr>
+          <w:rFonts w:ascii="Arial" w:hAnsi="Arial"/>
+          <w:b w:val="0"/>
+          <w:i w:val="0"/>
+          <w:color w:val="17212B"/>
+          <w:sz w:val="15"/>
+        </w:rPr>
+        <w:t>sql/raw_two_table_health_analysis.sql — reads only companies and revenue_with_total</w:t>
+      </w:r>
+    </w:p>
     <w:sectPr>
       <w:footerReference w:type="default" r:id="rId9"/>
       <w:pgSz w:w="11906" w:h="16838"/>

--- a/outputs/presentation/Shine_Case_Simple_RAW_3_Page_Memo.docx
+++ b/outputs/presentation/Shine_Case_Simple_RAW_3_Page_Memo.docx
@@ -259,7 +259,7 @@
       <w:r>
         <w:drawing>
           <wp:inline xmlns:a="http://schemas.openxmlformats.org/drawingml/2006/main" xmlns:pic="http://schemas.openxmlformats.org/drawingml/2006/picture">
-            <wp:extent cx="6480000" cy="2520465"/>
+            <wp:extent cx="6480000" cy="2394172"/>
             <wp:docPr id="1" name="Picture 1"/>
             <wp:cNvGraphicFramePr>
               <a:graphicFrameLocks noChangeAspect="1"/>
@@ -280,7 +280,7 @@
                   <pic:spPr>
                     <a:xfrm>
                       <a:off x="0" y="0"/>
-                      <a:ext cx="6480000" cy="2520465"/>
+                      <a:ext cx="6480000" cy="2394172"/>
                     </a:xfrm>
                     <a:prstGeom prst="rect"/>
                   </pic:spPr>
@@ -289,6 +289,32 @@
             </a:graphic>
           </wp:inline>
         </w:drawing>
+      </w:r>
+    </w:p>
+    <w:p>
+      <w:pPr>
+        <w:spacing w:before="0" w:after="40"/>
+        <w:jc w:val="center"/>
+      </w:pPr>
+      <w:r>
+        <w:rPr>
+          <w:rFonts w:ascii="Arial" w:hAnsi="Arial"/>
+          <w:b/>
+          <w:i w:val="0"/>
+          <w:color w:val="008C8C"/>
+          <w:sz w:val="15"/>
+        </w:rPr>
+        <w:t xml:space="preserve">How to read: </w:t>
+      </w:r>
+      <w:r>
+        <w:rPr>
+          <w:rFonts w:ascii="Arial" w:hAnsi="Arial"/>
+          <w:b w:val="0"/>
+          <w:i w:val="0"/>
+          <w:color w:val="5E6C76"/>
+          <w:sz w:val="15"/>
+        </w:rPr>
+        <w:t>bar length is cumulative revenue share through April; labels add cumulative revenue per revenue company.</w:t>
       </w:r>
     </w:p>
     <w:p>
@@ -686,7 +712,7 @@
                 <w:color w:val="102A43"/>
                 <w:sz w:val="18"/>
               </w:rPr>
-              <w:t>BTP-fit activation test</w:t>
+              <w:t>Post-KYB activation test</w:t>
             </w:r>
           </w:p>
           <w:p>
@@ -701,7 +727,7 @@
                 <w:color w:val="5E6C76"/>
                 <w:sz w:val="15"/>
               </w:rPr>
-              <w:t>Test one relevant workflow—such as invoicing, collection, expense control, or cash-flow alerts—against business-as-usual.</w:t>
+              <w:t>Randomise validated, unclosed, unactivated companies to improved onboarding versus business-as-usual; measure 90-day revenue per validated company.</w:t>
             </w:r>
           </w:p>
         </w:tc>
@@ -743,7 +769,7 @@
                 <w:color w:val="17212B"/>
                 <w:sz w:val="16"/>
               </w:rPr>
-              <w:t>BTP is 24.06% of April revenue and 25.42% of cumulative confirmed revenue.</w:t>
+              <w:t>In the fair 90-day signup funnel, 66.5% validate, 76.1% of validated companies activate, and 50.6% activate overall (N=22,033).</w:t>
             </w:r>
           </w:p>
         </w:tc>
@@ -785,7 +811,7 @@
                 <w:color w:val="17212B"/>
                 <w:sz w:val="15"/>
               </w:rPr>
-              <w:t>Raw revenue cannot show product use, CAC, margin, current plan, or whether existing BTP marketing created the result.</w:t>
+              <w:t>Closure reasons, treatment cost, margin, product usage, and the achievable causal uplift are missing. Do not relax KYB controls.</w:t>
             </w:r>
           </w:p>
         </w:tc>
@@ -2467,7 +2493,7 @@
           <w:color w:val="17212B"/>
           <w:sz w:val="16"/>
         </w:rPr>
-        <w:t>Randomise eligible BTP companies to one defined workflow versus business-as-usual; do not target on persona alone.</w:t>
+        <w:t>Randomise validated, unclosed, unactivated companies to improved onboarding versus business-as-usual; stratify by persona and initial plan.</w:t>
       </w:r>
     </w:p>
     <w:p>
@@ -2484,7 +2510,7 @@
           <w:color w:val="17212B"/>
           <w:sz w:val="16"/>
         </w:rPr>
-        <w:t>Measure incremental recognized revenue over 90 days, feature adoption, and account-health guardrails.</w:t>
+        <w:t>Use 90-day cumulative revenue per validated company as the primary outcome; activation is the leading indicator.</w:t>
       </w:r>
     </w:p>
     <w:p>
@@ -2501,7 +2527,7 @@
           <w:color w:val="17212B"/>
           <w:sz w:val="16"/>
         </w:rPr>
-        <w:t>Validate missing-row meaning, current plan, product use, channel/CAC, margin, BTP definition, and permitted KYB use.</w:t>
+        <w:t>Validate closure meaning, funnel eligibility, treatment cost, margin, product use, channel/CAC, and permitted KYB use.</w:t>
       </w:r>
     </w:p>
     <w:p>
@@ -3129,7 +3155,7 @@
           <w:color w:val="102A43"/>
           <w:sz w:val="40"/>
         </w:rPr>
-        <w:t>Health is broadly stable, but Business and several personas show fragility</w:t>
+        <w:t>Separate inactivity from deterioration while an account is still producing revenue</w:t>
       </w:r>
     </w:p>
     <w:p>
@@ -3144,7 +3170,7 @@
           <w:color w:val="5E6C76"/>
           <w:sz w:val="17"/>
         </w:rPr>
-        <w:t>Advanced method • Inputs limited to companies + revenue_with_total • May excluded</w:t>
+        <w:t>Advanced method • All confirmed months, October–April • May excluded</w:t>
       </w:r>
     </w:p>
     <w:tbl>
@@ -3193,7 +3219,7 @@
                 <w:color w:val="008C8C"/>
                 <w:sz w:val="30"/>
               </w:rPr>
-              <w:t>74.7%</w:t>
+              <w:t>68.2%</w:t>
             </w:r>
           </w:p>
           <w:p>
@@ -3209,7 +3235,7 @@
                 <w:color w:val="5E6C76"/>
                 <w:sz w:val="15"/>
               </w:rPr>
-              <w:t>Healthy in April</w:t>
+              <w:t>Healthy / stable in April</w:t>
             </w:r>
           </w:p>
         </w:tc>
@@ -3238,7 +3264,7 @@
                 <w:color w:val="008C8C"/>
                 <w:sz w:val="30"/>
               </w:rPr>
-              <w:t>10.6%</w:t>
+              <w:t>17.2%</w:t>
             </w:r>
           </w:p>
           <w:p>
@@ -3254,7 +3280,7 @@
                 <w:color w:val="5E6C76"/>
                 <w:sz w:val="15"/>
               </w:rPr>
-              <w:t>Watch in April</w:t>
+              <w:t>Declining in April</w:t>
             </w:r>
           </w:p>
         </w:tc>
@@ -3352,13 +3378,38 @@
     </w:tbl>
     <w:p>
       <w:pPr>
+        <w:spacing w:before="60" w:after="20"/>
+      </w:pPr>
+      <w:r>
+        <w:rPr>
+          <w:rFonts w:ascii="Arial" w:hAnsi="Arial"/>
+          <w:b/>
+          <w:i w:val="0"/>
+          <w:color w:val="008C8C"/>
+          <w:sz w:val="16"/>
+        </w:rPr>
+        <w:t xml:space="preserve">How to read it. </w:t>
+      </w:r>
+      <w:r>
+        <w:rPr>
+          <w:rFonts w:ascii="Arial" w:hAnsi="Arial"/>
+          <w:b w:val="0"/>
+          <w:i w:val="0"/>
+          <w:color w:val="17212B"/>
+          <w:sz w:val="16"/>
+        </w:rPr>
+        <w:t>At each month-end, the model first asks whether an activated company produced revenue. Active accounts are then separated by momentum and continuity; inactive accounts are separated by the length of the revenue gap. These are behavioural signals, not contractual customer statuses.</w:t>
+      </w:r>
+    </w:p>
+    <w:p>
+      <w:pPr>
         <w:spacing w:before="60" w:after="40"/>
         <w:jc w:val="center"/>
       </w:pPr>
       <w:r>
         <w:drawing>
           <wp:inline xmlns:a="http://schemas.openxmlformats.org/drawingml/2006/main" xmlns:pic="http://schemas.openxmlformats.org/drawingml/2006/picture">
-            <wp:extent cx="6300000" cy="4342614"/>
+            <wp:extent cx="6300000" cy="4658149"/>
             <wp:docPr id="5" name="Picture 5"/>
             <wp:cNvGraphicFramePr>
               <a:graphicFrameLocks noChangeAspect="1"/>
@@ -3379,7 +3430,7 @@
                   <pic:spPr>
                     <a:xfrm>
                       <a:off x="0" y="0"/>
-                      <a:ext cx="6300000" cy="4342614"/>
+                      <a:ext cx="6300000" cy="4658149"/>
                     </a:xfrm>
                     <a:prstGeom prst="rect"/>
                   </pic:spPr>
@@ -3447,7 +3498,7 @@
                 <w:color w:val="17212B"/>
                 <w:sz w:val="14"/>
               </w:rPr>
-              <w:t>Healthy: revenue-active, no earlier observed revenue gap, and no material decline. Watch: still active, but at least 30% and €10 below the prior three-month median.</w:t>
+              <w:t>Healthy/stable: active, sufficiently observed, no prior post-revenue gap, and less than 30% below baseline. Declining—low exposure: down 30%+ but less than €10. Material Watch: down 30%+ and €10+.</w:t>
             </w:r>
           </w:p>
           <w:p>
@@ -3462,7 +3513,7 @@
                 <w:color w:val="17212B"/>
                 <w:sz w:val="14"/>
               </w:rPr>
-              <w:t>Recovered: active after an observed gap. At-risk: absent for 1–2 months. Churned proxy: absent for 3+ months. Never monetized: no revenue observed to date.</w:t>
+              <w:t>Building history: active but not yet assessable for momentum. Recovered: active after a post-revenue gap. At-risk: absent for 1–2 months. Churned proxy: absent for 3+ months. Never monetized: no revenue to date.</w:t>
             </w:r>
           </w:p>
         </w:tc>
@@ -3519,7 +3570,7 @@
                 <w:color w:val="17212B"/>
                 <w:sz w:val="14"/>
               </w:rPr>
-              <w:t>Only February–April have three complete post-activation baseline months. The trend uses a fixed October cohort; the April cuts use all mature cohorts. Activation-month exposure is partial and initial plan may not be current.</w:t>
+              <w:t>All confirmed months are shown. Early snapshots naturally contain more Building-history accounts; momentum states only appear after enough complete history exists. The trend fixes the October cohort, while April segment cuts use mature companies. Initial plan may not be current.</w:t>
             </w:r>
           </w:p>
         </w:tc>
@@ -3548,6 +3599,252 @@
           <w:sz w:val="15"/>
         </w:rPr>
         <w:t>sql/raw_two_table_health_analysis.sql — reads only companies and revenue_with_total</w:t>
+      </w:r>
+    </w:p>
+    <w:p>
+      <w:r>
+        <w:br w:type="page"/>
+      </w:r>
+    </w:p>
+    <w:p>
+      <w:pPr>
+        <w:spacing w:after="20"/>
+      </w:pPr>
+      <w:r>
+        <w:rPr>
+          <w:rFonts w:ascii="Arial" w:hAnsi="Arial"/>
+          <w:b/>
+          <w:i w:val="0"/>
+          <w:color w:val="008C8C"/>
+          <w:sz w:val="16"/>
+        </w:rPr>
+        <w:t>PAGE 7 • FAIR 90-DAY FUNNEL</w:t>
+      </w:r>
+    </w:p>
+    <w:p>
+      <w:pPr>
+        <w:keepNext/>
+        <w:spacing w:after="30"/>
+      </w:pPr>
+      <w:r>
+        <w:rPr>
+          <w:rFonts w:ascii="Arial" w:hAnsi="Arial"/>
+          <w:b/>
+          <w:i w:val="0"/>
+          <w:color w:val="102A43"/>
+          <w:sz w:val="40"/>
+        </w:rPr>
+        <w:t>The largest quantifiable growth lever is post-KYB activation across the business</w:t>
+      </w:r>
+    </w:p>
+    <w:p>
+      <w:pPr>
+        <w:spacing w:after="120"/>
+      </w:pPr>
+      <w:r>
+        <w:rPr>
+          <w:rFonts w:ascii="Arial" w:hAnsi="Arial"/>
+          <w:b w:val="0"/>
+          <w:i w:val="0"/>
+          <w:color w:val="5E6C76"/>
+          <w:sz w:val="17"/>
+        </w:rPr>
+        <w:t>Simple method • Companies table only • May excluded</w:t>
+      </w:r>
+    </w:p>
+    <w:p>
+      <w:pPr>
+        <w:spacing w:before="40" w:after="40"/>
+      </w:pPr>
+      <w:r>
+        <w:rPr>
+          <w:rFonts w:ascii="Arial" w:hAnsi="Arial"/>
+          <w:b/>
+          <w:i w:val="0"/>
+          <w:color w:val="008C8C"/>
+          <w:sz w:val="16"/>
+        </w:rPr>
+        <w:t xml:space="preserve">Method: </w:t>
+      </w:r>
+      <w:r>
+        <w:rPr>
+          <w:rFonts w:ascii="Arial" w:hAnsi="Arial"/>
+          <w:b w:val="0"/>
+          <w:i w:val="0"/>
+          <w:color w:val="17212B"/>
+          <w:sz w:val="16"/>
+        </w:rPr>
+        <w:t>include signups from 1 October 2025 through 30 January 2026, so every company has a complete 90-day observation window through April. Colours are relative within each segment column—not targets—and N&lt;100 should be treated cautiously.</w:t>
+      </w:r>
+    </w:p>
+    <w:p>
+      <w:pPr>
+        <w:spacing w:before="20" w:after="40"/>
+        <w:jc w:val="center"/>
+      </w:pPr>
+      <w:r>
+        <w:drawing>
+          <wp:inline xmlns:a="http://schemas.openxmlformats.org/drawingml/2006/main" xmlns:pic="http://schemas.openxmlformats.org/drawingml/2006/picture">
+            <wp:extent cx="5688000" cy="5151675"/>
+            <wp:docPr id="6" name="Picture 6"/>
+            <wp:cNvGraphicFramePr>
+              <a:graphicFrameLocks noChangeAspect="1"/>
+            </wp:cNvGraphicFramePr>
+            <a:graphic>
+              <a:graphicData uri="http://schemas.openxmlformats.org/drawingml/2006/picture">
+                <pic:pic>
+                  <pic:nvPicPr>
+                    <pic:cNvPr id="0" name="simple_raw_funnel_90d_heatmap.jpg"/>
+                    <pic:cNvPicPr/>
+                  </pic:nvPicPr>
+                  <pic:blipFill>
+                    <a:blip r:embed="rId15"/>
+                    <a:stretch>
+                      <a:fillRect/>
+                    </a:stretch>
+                  </pic:blipFill>
+                  <pic:spPr>
+                    <a:xfrm>
+                      <a:off x="0" y="0"/>
+                      <a:ext cx="5688000" cy="5151675"/>
+                    </a:xfrm>
+                    <a:prstGeom prst="rect"/>
+                  </pic:spPr>
+                </pic:pic>
+              </a:graphicData>
+            </a:graphic>
+          </wp:inline>
+        </w:drawing>
+      </w:r>
+    </w:p>
+    <w:tbl>
+      <w:tblPr>
+        <w:tblW w:type="auto" w:w="0"/>
+        <w:tblLayout w:type="fixed"/>
+        <w:tblLook w:firstColumn="1" w:firstRow="1" w:lastColumn="0" w:lastRow="0" w:noHBand="0" w:noVBand="1" w:val="04A0"/>
+        <w:tblBorders>
+          <w:top w:val="single" w:sz="7" w:color="FFFFFF"/>
+          <w:left w:val="single" w:sz="7" w:color="FFFFFF"/>
+          <w:bottom w:val="single" w:sz="7" w:color="FFFFFF"/>
+          <w:right w:val="single" w:sz="7" w:color="FFFFFF"/>
+          <w:insideH w:val="single" w:sz="7" w:color="FFFFFF"/>
+          <w:insideV w:val="single" w:sz="7" w:color="FFFFFF"/>
+        </w:tblBorders>
+      </w:tblPr>
+      <w:tblGrid>
+        <w:gridCol w:w="5159"/>
+        <w:gridCol w:w="5159"/>
+      </w:tblGrid>
+      <w:tr>
+        <w:tc>
+          <w:tcPr>
+            <w:tcW w:type="dxa" w:w="5244"/>
+            <w:tcMar>
+              <w:top w:w="80" w:type="dxa"/>
+              <w:start w:w="105" w:type="dxa"/>
+              <w:bottom w:w="80" w:type="dxa"/>
+              <w:end w:w="105" w:type="dxa"/>
+            </w:tcMar>
+            <w:shd w:fill="EAF4F4"/>
+          </w:tcPr>
+          <w:p>
+            <w:pPr>
+              <w:spacing w:after="40" w:line="240" w:lineRule="auto"/>
+            </w:pPr>
+            <w:r>
+              <w:rPr>
+                <w:rFonts w:ascii="Arial" w:hAnsi="Arial"/>
+                <w:b/>
+                <w:i w:val="0"/>
+                <w:color w:val="008C8C"/>
+                <w:sz w:val="17"/>
+              </w:rPr>
+              <w:t>What the data shows</w:t>
+            </w:r>
+          </w:p>
+          <w:p>
+            <w:pPr>
+              <w:spacing w:after="0" w:line="240" w:lineRule="auto"/>
+            </w:pPr>
+            <w:r>
+              <w:rPr>
+                <w:rFonts w:ascii="Arial" w:hAnsi="Arial"/>
+                <w:b w:val="0"/>
+                <w:i w:val="0"/>
+                <w:color w:val="17212B"/>
+                <w:sz w:val="14"/>
+              </w:rPr>
+              <w:t>Overall, 66.5% validate, 76.1% of validated companies activate within the same 90-day signup window, and 50.6% activate overall (N=22,033). Initial-plan order is stable: Start 54.7%, Plus 49.6%, Free 48.2%, and Business 32.7%.</w:t>
+            </w:r>
+          </w:p>
+        </w:tc>
+        <w:tc>
+          <w:tcPr>
+            <w:tcW w:type="dxa" w:w="5244"/>
+            <w:tcMar>
+              <w:top w:w="80" w:type="dxa"/>
+              <w:start w:w="105" w:type="dxa"/>
+              <w:bottom w:w="80" w:type="dxa"/>
+              <w:end w:w="105" w:type="dxa"/>
+            </w:tcMar>
+            <w:shd w:fill="F3F5F7"/>
+          </w:tcPr>
+          <w:p>
+            <w:pPr>
+              <w:spacing w:after="40" w:line="240" w:lineRule="auto"/>
+            </w:pPr>
+            <w:r>
+              <w:rPr>
+                <w:rFonts w:ascii="Arial" w:hAnsi="Arial"/>
+                <w:b/>
+                <w:i w:val="0"/>
+                <w:color w:val="102A43"/>
+                <w:sz w:val="17"/>
+              </w:rPr>
+              <w:t>What Shine should do</w:t>
+            </w:r>
+          </w:p>
+          <w:p>
+            <w:pPr>
+              <w:spacing w:after="0" w:line="240" w:lineRule="auto"/>
+            </w:pPr>
+            <w:r>
+              <w:rPr>
+                <w:rFonts w:ascii="Arial" w:hAnsi="Arial"/>
+                <w:b w:val="0"/>
+                <w:i w:val="0"/>
+                <w:color w:val="17212B"/>
+                <w:sz w:val="14"/>
+              </w:rPr>
+              <w:t>A/B test improved onboarding for validated, unclosed, unactivated companies versus business-as-usual. Use 90-day cumulative revenue per validated company as the primary outcome. A hypothetical +5 pp persistent lift equals about 172 extra activations and €6.8k monthly revenue per matured cohort; this is a scenario, not a forecast.</w:t>
+            </w:r>
+          </w:p>
+        </w:tc>
+      </w:tr>
+    </w:tbl>
+    <w:p>
+      <w:pPr>
+        <w:spacing w:before="60" w:after="0"/>
+      </w:pPr>
+      <w:r>
+        <w:rPr>
+          <w:rFonts w:ascii="Arial" w:hAnsi="Arial"/>
+          <w:b/>
+          <w:i w:val="0"/>
+          <w:color w:val="008C8C"/>
+          <w:sz w:val="15"/>
+        </w:rPr>
+        <w:t xml:space="preserve">Reproducible SQL: </w:t>
+      </w:r>
+      <w:r>
+        <w:rPr>
+          <w:rFonts w:ascii="Arial" w:hAnsi="Arial"/>
+          <w:b w:val="0"/>
+          <w:i w:val="0"/>
+          <w:color w:val="17212B"/>
+          <w:sz w:val="15"/>
+        </w:rPr>
+        <w:t>sql/funnel_90d_heatmap_queries.sql • coloured copy: outputs/presentation/Colored_90_Day_Funnel_Queries.html</w:t>
       </w:r>
     </w:p>
     <w:sectPr>
